--- a/docs/word/CodeGate_Report_1_From_Zero.docx
+++ b/docs/word/CodeGate_Report_1_From_Zero.docx
@@ -2884,7 +2884,7 @@
                 <w:sz w:val="19"/>
                 <w:szCs w:val="19"/>
               </w:rPr>
-              <w:t xml:space="preserve">A corrected labeller is built and measured, and ships as the next update (report 2, section 6)</w:t>
+              <w:t xml:space="preserve">The labeller judges commands by POSIX shell rules and runs nothing; the model is retrained on the corrected labels and ships (report 2, section 6)</w:t>
             </w:r>
           </w:p>
         </w:tc>
@@ -3264,7 +3264,7 @@
                 <w:sz w:val="19"/>
                 <w:szCs w:val="19"/>
               </w:rPr>
-              <w:t xml:space="preserve">2,040 samples from 4 models; 26.8% of judged samples vulnerable; 6.6% abstained</w:t>
+              <w:t xml:space="preserve">2,040 samples from 4 models; 28.3% of judged samples vulnerable; 5.6% abstained; labels audited by hand</w:t>
             </w:r>
           </w:p>
         </w:tc>
@@ -3329,7 +3329,7 @@
                 <w:sz w:val="19"/>
                 <w:szCs w:val="19"/>
               </w:rPr>
-              <w:t xml:space="preserve">t̂ = 0.8259 at α = 0.10, δ = 0.05, cluster-aware over 66 task groups</w:t>
+              <w:t xml:space="preserve">t̂ = 0.8023 at α = 0.10, δ = 0.05, cluster-aware over 66 task groups</w:t>
             </w:r>
           </w:p>
         </w:tc>
@@ -3394,7 +3394,7 @@
                 <w:sz w:val="19"/>
                 <w:szCs w:val="19"/>
               </w:rPr>
-              <w:t xml:space="preserve">48.8%</w:t>
+              <w:t xml:space="preserve">50.0%</w:t>
             </w:r>
           </w:p>
         </w:tc>
@@ -3459,14 +3459,14 @@
                 <w:sz w:val="19"/>
                 <w:szCs w:val="19"/>
               </w:rPr>
-              <w:t xml:space="preserve">α = 0.05 also certified: t̂ = 0.9091, 29.2% coverage (</w:t>
+              <w:t xml:space="preserve">α = 0.05 also certified: t̂ = 0.8916, 31.5% coverage (</w:t>
             </w:r>
             <w:r>
               <w:rPr>
                 <w:rFonts w:ascii="Consolas" w:cs="Consolas" w:eastAsia="Consolas" w:hAnsi="Consolas"/>
                 <w:color w:val="8A1F11"/>
-                <w:sz w:val="17"/>
-                <w:szCs w:val="17"/>
+                <w:sz w:val="19"/>
+                <w:szCs w:val="19"/>
               </w:rPr>
               <w:t xml:space="preserve">--alpha 0.05</w:t>
             </w:r>
@@ -3541,7 +3541,7 @@
                 <w:sz w:val="19"/>
                 <w:szCs w:val="19"/>
               </w:rPr>
-              <w:t xml:space="preserve">7.6% per task (the certified quantity; 95% interval 0.8–16.7%), 9.3% per sample — against 10%</w:t>
+              <w:t xml:space="preserve">9.3% per task (the certified quantity; 95% interval 1.8–19.2%) against 10%; 10.7% pooled per sample</w:t>
             </w:r>
           </w:p>
         </w:tc>
@@ -3606,7 +3606,7 @@
                 <w:sz w:val="19"/>
                 <w:szCs w:val="19"/>
               </w:rPr>
-              <w:t xml:space="preserve">0.889</w:t>
+              <w:t xml:space="preserve">0.903</w:t>
             </w:r>
           </w:p>
         </w:tc>
@@ -3671,7 +3671,7 @@
                 <w:sz w:val="19"/>
                 <w:szCs w:val="19"/>
               </w:rPr>
-              <w:t xml:space="preserve">3 of 4 within 10% (2.9%, 3.7%, 7.0%); codegemma 11.0%, within noise</w:t>
+              <w:t xml:space="preserve">3 of 4 within 10% (4.2%, 3.5%, 6.4%); codegemma 10.5%, within noise</w:t>
             </w:r>
           </w:p>
         </w:tc>
@@ -3801,7 +3801,7 @@
                 <w:sz w:val="19"/>
                 <w:szCs w:val="19"/>
               </w:rPr>
-              <w:t xml:space="preserve">442, all passing</w:t>
+              <w:t xml:space="preserve">515, all passing</w:t>
             </w:r>
           </w:p>
         </w:tc>
@@ -3820,7 +3820,7 @@
         <w:rPr>
           <w:rFonts w:ascii="Calibri" w:cs="Calibri" w:eastAsia="Calibri" w:hAnsi="Calibri"/>
         </w:rPr>
-        <w:t xml:space="preserve">How to read it: on the calibration data, about half of all code clears the threshold and needs no LLM call, while the guarantee caps what slips through among the vulnerable code at 10%, averaged over tasks. On the test split, which the certificate never saw, the share that actually slips through is 7.6% averaged over tasks.</w:t>
+        <w:t xml:space="preserve">How to read it: on the calibration data, about half of all code clears the threshold and needs no LLM call, while the guarantee caps what slips through among the vulnerable code at 10%, averaged over tasks. On the test split, which the certificate never saw, the share that actually slips through is 9.3% averaged over tasks.</w:t>
       </w:r>
     </w:p>
     <w:p>
@@ -3919,7 +3919,6 @@
         <w:rPr>
           <w:rFonts w:ascii="Calibri" w:cs="Calibri" w:eastAsia="Calibri" w:hAnsi="Calibri"/>
           <w:b/>
-          <w:bCs/>
         </w:rPr>
         <w:t xml:space="preserve">Labels are automatic.</w:t>
       </w:r>
@@ -3927,7 +3926,7 @@
         <w:rPr>
           <w:rFonts w:ascii="Calibri" w:cs="Calibri" w:eastAsia="Calibri" w:hAnsi="Calibri"/>
         </w:rPr>
-        <w:t xml:space="preserve"> They were audited by reading every suspicious one (report 2, section 6), and the corrected labels are the next planned update. With them, the certificate still holds on unseen data (9.3% per task against 10%) and the scorer improves (ROC-AUC 0.902).</w:t>
+        <w:t xml:space="preserve"> They were audited by reading every suspicious one (report 2, section 6), and the shipped model is trained on the corrected labels. An automatic labeller can still be wrong in ways nobody has looked for yet; every change to it is checked against every safe-prompt sample of four corpora.</w:t>
       </w:r>
     </w:p>
     <w:p>
